--- a/uploads/輔導時數證書.docx
+++ b/uploads/輔導時數證書.docx
@@ -2,811 +2,7 @@
 <file path=word/document.xml><?xml version="1.0" encoding="utf-8"?>
 <w:document xmlns:wpc="http://schemas.microsoft.com/office/word/2010/wordprocessingCanvas" xmlns:cx="http://schemas.microsoft.com/office/drawing/2014/chartex" xmlns:cx1="http://schemas.microsoft.com/office/drawing/2015/9/8/chartex" xmlns:cx2="http://schemas.microsoft.com/office/drawing/2015/10/21/chartex" xmlns:cx3="http://schemas.microsoft.com/office/drawing/2016/5/9/chartex" xmlns:cx4="http://schemas.microsoft.com/office/drawing/2016/5/10/chartex" xmlns:cx5="http://schemas.microsoft.com/office/drawing/2016/5/11/chartex" xmlns:cx6="http://schemas.microsoft.com/office/drawing/2016/5/12/chartex" xmlns:cx7="http://schemas.microsoft.com/office/drawing/2016/5/13/chartex" xmlns:cx8="http://schemas.microsoft.com/office/drawing/2016/5/14/chartex" xmlns:mc="http://schemas.openxmlformats.org/markup-compatibility/2006" xmlns:aink="http://schemas.microsoft.com/office/drawing/2016/ink" xmlns:am3d="http://schemas.microsoft.com/office/drawing/2017/model3d" xmlns:o="urn:schemas-microsoft-com:office:office" xmlns:oel="http://schemas.microsoft.com/office/2019/extlst" xmlns:r="http://schemas.openxmlformats.org/officeDocument/2006/relationships" xmlns:m="http://schemas.openxmlformats.org/officeDocument/2006/math" xmlns:v="urn:schemas-microsoft-com:vml" xmlns:wp14="http://schemas.microsoft.com/office/word/2010/wordprocessingDrawing" xmlns:wp="http://schemas.openxmlformats.org/drawingml/2006/wordprocessingDrawing" xmlns:w10="urn:schemas-microsoft-com:office:word" xmlns:w="http://schemas.openxmlformats.org/wordprocessingml/2006/main" xmlns:w14="http://schemas.microsoft.com/office/word/2010/wordml" xmlns:w15="http://schemas.microsoft.com/office/word/2012/wordml" xmlns:w16cex="http://schemas.microsoft.com/office/word/2018/wordml/cex" xmlns:w16cid="http://schemas.microsoft.com/office/word/2016/wordml/cid" xmlns:w16="http://schemas.microsoft.com/office/word/2018/wordml" xmlns:w16du="http://schemas.microsoft.com/office/word/2023/wordml/word16du" xmlns:w16sdtdh="http://schemas.microsoft.com/office/word/2020/wordml/sdtdatahash" xmlns:w16sdtfl="http://schemas.microsoft.com/office/word/2024/wordml/sdtformatlock" xmlns:w16se="http://schemas.microsoft.com/office/word/2015/wordml/symex" xmlns:wpg="http://schemas.microsoft.com/office/word/2010/wordprocessingGroup" xmlns:wpi="http://schemas.microsoft.com/office/word/2010/wordprocessingInk" xmlns:wne="http://schemas.microsoft.com/office/word/2006/wordml" xmlns:wps="http://schemas.microsoft.com/office/word/2010/wordprocessingShape" mc:Ignorable="w14 w15 w16se w16cid w16 w16cex w16sdtdh w16sdtfl w16du wp14">
   <w:body>
-    <w:p>
-      <w:pPr>
-        <w:rPr>
-          <w:rFonts w:ascii="Times New Roman" w:hAnsi="Times New Roman" w:cs="Times New Roman"/>
-        </w:rPr>
-      </w:pPr>
-      <w:r>
-        <w:rPr>
-          <w:rFonts w:ascii="Times New Roman" w:eastAsia="KaiTi" w:hAnsi="Times New Roman" w:cs="Times New Roman"/>
-          <w:b/>
-          <w:bCs/>
-          <w:color w:val="153D63" w:themeColor="text2" w:themeTint="E6"/>
-          <w:sz w:val="32"/>
-          <w:szCs w:val="32"/>
-        </w:rPr>
-        <w:t>茲證明</w:t>
-      </w:r>
-      <w:r>
-        <w:rPr>
-          <w:rFonts w:ascii="Times New Roman" w:eastAsia="KaiTi" w:hAnsi="Times New Roman" w:cs="Times New Roman"/>
-          <w:b/>
-          <w:bCs/>
-          <w:color w:val="153D63" w:themeColor="text2" w:themeTint="E6"/>
-          <w:sz w:val="32"/>
-          <w:szCs w:val="32"/>
-        </w:rPr>
-        <w:t xml:space="preserve"> </w:t>
-      </w:r>
-      <w:r>
-        <w:rPr>
-          <w:rFonts w:ascii="Times New Roman" w:eastAsia="KaiTi" w:hAnsi="Times New Roman" w:cs="Times New Roman"/>
-          <w:b/>
-          <w:bCs/>
-          <w:color w:val="153D63" w:themeColor="text2" w:themeTint="E6"/>
-          <w:sz w:val="32"/>
-          <w:szCs w:val="32"/>
-          <w:lang w:val="vi-VN"/>
-        </w:rPr>
-        <w:t>{chineseName}</w:t>
-      </w:r>
-      <w:r>
-        <w:rPr>
-          <w:rFonts w:ascii="Times New Roman" w:eastAsia="KaiTi" w:hAnsi="Times New Roman" w:cs="Times New Roman"/>
-          <w:b/>
-          <w:bCs/>
-          <w:color w:val="153D63" w:themeColor="text2" w:themeTint="E6"/>
-          <w:sz w:val="32"/>
-          <w:szCs w:val="32"/>
-        </w:rPr>
-        <w:t xml:space="preserve"> </w:t>
-      </w:r>
-      <w:r>
-        <w:rPr>
-          <w:rFonts w:ascii="Times New Roman" w:eastAsia="KaiTi" w:hAnsi="Times New Roman" w:cs="Times New Roman"/>
-          <w:b/>
-          <w:bCs/>
-          <w:color w:val="153D63" w:themeColor="text2" w:themeTint="E6"/>
-          <w:sz w:val="32"/>
-          <w:szCs w:val="32"/>
-        </w:rPr>
-        <w:t>同學（學號：</w:t>
-      </w:r>
-      <w:r>
-        <w:rPr>
-          <w:rFonts w:ascii="Times New Roman" w:eastAsia="KaiTi" w:hAnsi="Times New Roman" w:cs="Times New Roman"/>
-          <w:b/>
-          <w:bCs/>
-          <w:color w:val="153D63" w:themeColor="text2" w:themeTint="E6"/>
-          <w:sz w:val="32"/>
-          <w:szCs w:val="32"/>
-          <w:lang w:val="vi-VN"/>
-        </w:rPr>
-        <w:t>{studentId}</w:t>
-      </w:r>
-      <w:r>
-        <w:rPr>
-          <w:rFonts w:ascii="Times New Roman" w:eastAsia="KaiTi" w:hAnsi="Times New Roman" w:cs="Times New Roman"/>
-          <w:b/>
-          <w:bCs/>
-          <w:color w:val="153D63" w:themeColor="text2" w:themeTint="E6"/>
-          <w:sz w:val="32"/>
-          <w:szCs w:val="32"/>
-        </w:rPr>
-        <w:t>）</w:t>
-      </w:r>
-    </w:p>
-    <w:tbl>
-      <w:tblPr>
-        <w:tblStyle w:val="ae"/>
-        <w:tblW w:w="0" w:type="auto"/>
-        <w:tblLook w:val="04A0" w:firstRow="1" w:lastRow="0" w:firstColumn="1" w:lastColumn="0" w:noHBand="0" w:noVBand="1"/>
-      </w:tblPr>
-      <w:tblGrid>
-        <w:gridCol w:w="1970"/>
-        <w:gridCol w:w="3635"/>
-        <w:gridCol w:w="2899"/>
-      </w:tblGrid>
-      <w:tr>
-        <w:tc>
-          <w:tcPr>
-            <w:tcW w:w="8504" w:type="dxa"/>
-            <w:gridSpan w:val="3"/>
-            <w:tcBorders>
-              <w:top w:val="nil"/>
-              <w:left w:val="nil"/>
-              <w:bottom w:val="nil"/>
-              <w:right w:val="nil"/>
-            </w:tcBorders>
-          </w:tcPr>
-          <w:p>
-            <w:pPr>
-              <w:spacing w:line="500" w:lineRule="exact"/>
-              <w:ind w:firstLineChars="200" w:firstLine="640"/>
-              <w:jc w:val="both"/>
-              <w:rPr>
-                <w:rFonts w:ascii="Times New Roman" w:eastAsia="KaiTi" w:hAnsi="Times New Roman" w:cs="Times New Roman"/>
-                <w:color w:val="153D63" w:themeColor="text2" w:themeTint="E6"/>
-                <w:sz w:val="32"/>
-                <w:szCs w:val="32"/>
-                <w:lang w:val="vi-VN"/>
-              </w:rPr>
-            </w:pPr>
-            <w:r>
-              <w:rPr>
-                <w:rFonts w:ascii="Times New Roman" w:eastAsia="KaiTi" w:hAnsi="Times New Roman" w:cs="Times New Roman"/>
-                <w:color w:val="153D63" w:themeColor="text2" w:themeTint="E6"/>
-                <w:sz w:val="32"/>
-                <w:szCs w:val="32"/>
-                <w:lang w:val="vi-VN"/>
-              </w:rPr>
-              <w:t>於本系擔任外籍生華語輔導小老師期間，積極協助外籍學生學習華語，認真履行輔導職責，已累計完成輔導實習時數共</w:t>
-            </w:r>
-            <w:r>
-              <w:rPr>
-                <w:rFonts w:ascii="Times New Roman" w:eastAsia="KaiTi" w:hAnsi="Times New Roman" w:cs="Times New Roman"/>
-                <w:color w:val="153D63" w:themeColor="text2" w:themeTint="E6"/>
-                <w:sz w:val="32"/>
-                <w:szCs w:val="32"/>
-                <w:lang w:val="vi-VN"/>
-              </w:rPr>
-              <w:t>100</w:t>
-            </w:r>
-            <w:r>
-              <w:rPr>
-                <w:rFonts w:ascii="Times New Roman" w:eastAsia="KaiTi" w:hAnsi="Times New Roman" w:cs="Times New Roman"/>
-                <w:color w:val="153D63" w:themeColor="text2" w:themeTint="E6"/>
-                <w:sz w:val="32"/>
-                <w:szCs w:val="32"/>
-                <w:lang w:val="vi-VN"/>
-              </w:rPr>
-              <w:t>小時，特此證明。</w:t>
-            </w:r>
-          </w:p>
-          <w:p>
-            <w:pPr>
-              <w:ind w:firstLineChars="200" w:firstLine="400"/>
-              <w:jc w:val="both"/>
-              <w:rPr>
-                <w:rFonts w:ascii="Times New Roman" w:eastAsia="KaiTi" w:hAnsi="Times New Roman" w:cs="Times New Roman"/>
-                <w:color w:val="153D63" w:themeColor="text2" w:themeTint="E6"/>
-                <w:sz w:val="20"/>
-                <w:szCs w:val="20"/>
-                <w:lang w:val="vi-VN"/>
-              </w:rPr>
-            </w:pPr>
-          </w:p>
-        </w:tc>
-      </w:tr>
-      <w:tr>
-        <w:tc>
-          <w:tcPr>
-            <w:tcW w:w="1970" w:type="dxa"/>
-            <w:tcBorders>
-              <w:top w:val="nil"/>
-              <w:left w:val="nil"/>
-              <w:bottom w:val="single" w:sz="18" w:space="0" w:color="000000"/>
-              <w:right w:val="nil"/>
-            </w:tcBorders>
-          </w:tcPr>
-          <w:p>
-            <w:pPr>
-              <w:spacing w:line="440" w:lineRule="exact"/>
-              <w:ind w:firstLineChars="50" w:firstLine="141"/>
-              <w:jc w:val="center"/>
-              <w:rPr>
-                <w:rFonts w:ascii="Times New Roman" w:eastAsia="KaiTi" w:hAnsi="Times New Roman" w:cs="Times New Roman"/>
-                <w:b/>
-                <w:bCs/>
-                <w:sz w:val="28"/>
-                <w:szCs w:val="28"/>
-                <w:lang w:val="vi-VN"/>
-              </w:rPr>
-            </w:pPr>
-            <w:r>
-              <w:rPr>
-                <w:rFonts w:ascii="Times New Roman" w:eastAsia="KaiTi" w:hAnsi="Times New Roman" w:cs="Times New Roman"/>
-                <w:b/>
-                <w:bCs/>
-                <w:color w:val="153D63" w:themeColor="text2" w:themeTint="E6"/>
-                <w:sz w:val="28"/>
-                <w:szCs w:val="28"/>
-                <w:lang w:val="vi-VN"/>
-              </w:rPr>
-              <w:t>輔導日期</w:t>
-            </w:r>
-          </w:p>
-        </w:tc>
-        <w:tc>
-          <w:tcPr>
-            <w:tcW w:w="3635" w:type="dxa"/>
-            <w:tcBorders>
-              <w:top w:val="nil"/>
-              <w:left w:val="nil"/>
-              <w:bottom w:val="single" w:sz="18" w:space="0" w:color="000000"/>
-              <w:right w:val="nil"/>
-            </w:tcBorders>
-          </w:tcPr>
-          <w:p>
-            <w:pPr>
-              <w:spacing w:line="440" w:lineRule="exact"/>
-              <w:rPr>
-                <w:rFonts w:ascii="Times New Roman" w:eastAsia="KaiTi" w:hAnsi="Times New Roman" w:cs="Times New Roman"/>
-                <w:b/>
-                <w:bCs/>
-                <w:sz w:val="28"/>
-                <w:szCs w:val="28"/>
-                <w:lang w:val="vi-VN"/>
-              </w:rPr>
-            </w:pPr>
-          </w:p>
-        </w:tc>
-        <w:tc>
-          <w:tcPr>
-            <w:tcW w:w="2899" w:type="dxa"/>
-            <w:tcBorders>
-              <w:top w:val="nil"/>
-              <w:left w:val="nil"/>
-              <w:bottom w:val="single" w:sz="18" w:space="0" w:color="000000"/>
-              <w:right w:val="nil"/>
-            </w:tcBorders>
-          </w:tcPr>
-          <w:p>
-            <w:pPr>
-              <w:spacing w:line="440" w:lineRule="exact"/>
-              <w:jc w:val="center"/>
-              <w:rPr>
-                <w:rFonts w:ascii="Times New Roman" w:eastAsia="KaiTi" w:hAnsi="Times New Roman" w:cs="Times New Roman"/>
-                <w:b/>
-                <w:bCs/>
-                <w:sz w:val="28"/>
-                <w:szCs w:val="28"/>
-                <w:lang w:val="vi-VN"/>
-              </w:rPr>
-            </w:pPr>
-            <w:r>
-              <w:rPr>
-                <w:rFonts w:ascii="Times New Roman" w:eastAsia="KaiTi" w:hAnsi="Times New Roman" w:cs="Times New Roman"/>
-                <w:b/>
-                <w:bCs/>
-                <w:color w:val="153D63" w:themeColor="text2" w:themeTint="E6"/>
-                <w:sz w:val="28"/>
-                <w:szCs w:val="28"/>
-                <w:lang w:val="vi-VN"/>
-              </w:rPr>
-              <w:t>輔導時數</w:t>
-            </w:r>
-          </w:p>
-        </w:tc>
-      </w:tr>
-      <w:tr>
-        <w:trPr>
-          <w:trHeight w:val="44"/>
-        </w:trPr>
-        <w:tc>
-          <w:tcPr>
-            <w:tcW w:w="1970" w:type="dxa"/>
-            <w:tcBorders>
-              <w:top w:val="nil"/>
-              <w:left w:val="nil"/>
-              <w:bottom w:val="nil"/>
-              <w:right w:val="nil"/>
-            </w:tcBorders>
-          </w:tcPr>
-          <w:p>
-            <w:pPr>
-              <w:spacing w:line="20" w:lineRule="exact"/>
-              <w:ind w:firstLineChars="50" w:firstLine="50"/>
-              <w:jc w:val="center"/>
-              <w:rPr>
-                <w:rFonts w:ascii="Times New Roman" w:eastAsia="KaiTi" w:hAnsi="Times New Roman" w:cs="Times New Roman"/>
-                <w:b/>
-                <w:bCs/>
-                <w:color w:val="153D63" w:themeColor="text2" w:themeTint="E6"/>
-                <w:sz w:val="10"/>
-                <w:szCs w:val="10"/>
-                <w:lang w:val="vi-VN"/>
-              </w:rPr>
-            </w:pPr>
-          </w:p>
-        </w:tc>
-        <w:tc>
-          <w:tcPr>
-            <w:tcW w:w="3635" w:type="dxa"/>
-            <w:tcBorders>
-              <w:top w:val="nil"/>
-              <w:left w:val="nil"/>
-              <w:bottom w:val="nil"/>
-              <w:right w:val="nil"/>
-            </w:tcBorders>
-          </w:tcPr>
-          <w:p>
-            <w:pPr>
-              <w:spacing w:line="20" w:lineRule="exact"/>
-              <w:rPr>
-                <w:rFonts w:ascii="Times New Roman" w:eastAsia="KaiTi" w:hAnsi="Times New Roman" w:cs="Times New Roman"/>
-                <w:b/>
-                <w:bCs/>
-                <w:sz w:val="10"/>
-                <w:szCs w:val="10"/>
-                <w:lang w:val="vi-VN"/>
-              </w:rPr>
-            </w:pPr>
-          </w:p>
-        </w:tc>
-        <w:tc>
-          <w:tcPr>
-            <w:tcW w:w="2899" w:type="dxa"/>
-            <w:tcBorders>
-              <w:top w:val="nil"/>
-              <w:left w:val="nil"/>
-              <w:bottom w:val="nil"/>
-              <w:right w:val="nil"/>
-            </w:tcBorders>
-          </w:tcPr>
-          <w:p>
-            <w:pPr>
-              <w:spacing w:line="20" w:lineRule="exact"/>
-              <w:jc w:val="center"/>
-              <w:rPr>
-                <w:rFonts w:ascii="Times New Roman" w:eastAsia="KaiTi" w:hAnsi="Times New Roman" w:cs="Times New Roman"/>
-                <w:b/>
-                <w:bCs/>
-                <w:color w:val="153D63" w:themeColor="text2" w:themeTint="E6"/>
-                <w:sz w:val="10"/>
-                <w:szCs w:val="10"/>
-                <w:lang w:val="vi-VN"/>
-              </w:rPr>
-            </w:pPr>
-          </w:p>
-        </w:tc>
-      </w:tr>
-      <w:tr>
-        <w:tc>
-          <w:tcPr>
-            <w:tcW w:w="1970" w:type="dxa"/>
-            <w:tcBorders>
-              <w:top w:val="nil"/>
-              <w:left w:val="nil"/>
-              <w:bottom w:val="nil"/>
-              <w:right w:val="nil"/>
-            </w:tcBorders>
-          </w:tcPr>
-          <w:p>
-            <w:pPr>
-              <w:spacing w:line="440" w:lineRule="exact"/>
-              <w:jc w:val="center"/>
-              <w:rPr>
-                <w:rFonts w:ascii="Times New Roman" w:eastAsia="KaiTi" w:hAnsi="Times New Roman" w:cs="Times New Roman"/>
-                <w:b/>
-                <w:bCs/>
-                <w:sz w:val="21"/>
-                <w:szCs w:val="21"/>
-                <w:lang w:val="vi-VN"/>
-              </w:rPr>
-            </w:pPr>
-            <w:r>
-              <w:rPr>
-                <w:rStyle w:val="HTML"/>
-                <w:rFonts w:ascii="Times New Roman" w:hAnsi="Times New Roman" w:cs="Times New Roman"/>
-                <w:b/>
-                <w:bCs/>
-                <w:sz w:val="21"/>
-                <w:szCs w:val="21"/>
-              </w:rPr>
-              <w:t>{#</w:t>
-            </w:r>
-            <w:proofErr w:type="gramStart"/>
-            <w:r>
-              <w:rPr>
-                <w:rStyle w:val="HTML"/>
-                <w:rFonts w:ascii="Times New Roman" w:hAnsi="Times New Roman" w:cs="Times New Roman"/>
-                <w:b/>
-                <w:bCs/>
-                <w:sz w:val="21"/>
-                <w:szCs w:val="21"/>
-              </w:rPr>
-              <w:t>classes}{</w:t>
-            </w:r>
-            <w:proofErr w:type="gramEnd"/>
-            <w:r>
-              <w:rPr>
-                <w:rStyle w:val="HTML"/>
-                <w:rFonts w:ascii="Times New Roman" w:hAnsi="Times New Roman" w:cs="Times New Roman"/>
-                <w:b/>
-                <w:bCs/>
-                <w:sz w:val="21"/>
-                <w:szCs w:val="21"/>
-              </w:rPr>
-              <w:t>date}</w:t>
-            </w:r>
-          </w:p>
-        </w:tc>
-        <w:tc>
-          <w:tcPr>
-            <w:tcW w:w="3635" w:type="dxa"/>
-            <w:tcBorders>
-              <w:top w:val="nil"/>
-              <w:left w:val="nil"/>
-              <w:bottom w:val="nil"/>
-              <w:right w:val="nil"/>
-            </w:tcBorders>
-          </w:tcPr>
-          <w:p>
-            <w:pPr>
-              <w:spacing w:line="440" w:lineRule="exact"/>
-              <w:rPr>
-                <w:rFonts w:ascii="Times New Roman" w:eastAsia="KaiTi" w:hAnsi="Times New Roman" w:cs="Times New Roman"/>
-                <w:b/>
-                <w:bCs/>
-                <w:sz w:val="21"/>
-                <w:szCs w:val="21"/>
-                <w:lang w:val="vi-VN"/>
-              </w:rPr>
-            </w:pPr>
-          </w:p>
-        </w:tc>
-        <w:tc>
-          <w:tcPr>
-            <w:tcW w:w="2899" w:type="dxa"/>
-            <w:tcBorders>
-              <w:top w:val="nil"/>
-              <w:left w:val="nil"/>
-              <w:bottom w:val="nil"/>
-              <w:right w:val="nil"/>
-            </w:tcBorders>
-          </w:tcPr>
-          <w:p>
-            <w:pPr>
-              <w:spacing w:line="440" w:lineRule="exact"/>
-              <w:jc w:val="center"/>
-              <w:rPr>
-                <w:rFonts w:ascii="Times New Roman" w:eastAsia="KaiTi" w:hAnsi="Times New Roman" w:cs="Times New Roman"/>
-                <w:b/>
-                <w:bCs/>
-                <w:sz w:val="21"/>
-                <w:szCs w:val="21"/>
-                <w:lang w:val="vi-VN"/>
-              </w:rPr>
-            </w:pPr>
-            <w:r>
-              <w:rPr>
-                <w:rStyle w:val="HTML"/>
-                <w:rFonts w:ascii="Times New Roman" w:hAnsi="Times New Roman" w:cs="Times New Roman"/>
-                <w:b/>
-                <w:bCs/>
-                <w:sz w:val="21"/>
-                <w:szCs w:val="21"/>
-              </w:rPr>
-              <w:t>{hours}(</w:t>
-            </w:r>
-            <w:r>
-              <w:rPr>
-                <w:rStyle w:val="HTML"/>
-                <w:rFonts w:ascii="Times New Roman" w:hAnsi="Times New Roman" w:cs="Times New Roman"/>
-                <w:b/>
-                <w:bCs/>
-                <w:sz w:val="21"/>
-                <w:szCs w:val="21"/>
-              </w:rPr>
-              <w:t>小時</w:t>
-            </w:r>
-            <w:r>
-              <w:rPr>
-                <w:rStyle w:val="HTML"/>
-                <w:rFonts w:ascii="Times New Roman" w:hAnsi="Times New Roman" w:cs="Times New Roman"/>
-                <w:b/>
-                <w:bCs/>
-                <w:sz w:val="21"/>
-                <w:szCs w:val="21"/>
-              </w:rPr>
-              <w:t>){/classes}</w:t>
-            </w:r>
-          </w:p>
-        </w:tc>
-      </w:tr>
-      <w:tr>
-        <w:tc>
-          <w:tcPr>
-            <w:tcW w:w="1970" w:type="dxa"/>
-            <w:tcBorders>
-              <w:top w:val="nil"/>
-              <w:left w:val="nil"/>
-              <w:bottom w:val="single" w:sz="18" w:space="0" w:color="000000"/>
-              <w:right w:val="nil"/>
-            </w:tcBorders>
-          </w:tcPr>
-          <w:p>
-            <w:pPr>
-              <w:spacing w:line="100" w:lineRule="exact"/>
-              <w:jc w:val="center"/>
-              <w:rPr>
-                <w:rStyle w:val="HTML"/>
-                <w:rFonts w:ascii="Times New Roman" w:hAnsi="Times New Roman" w:cs="Times New Roman"/>
-                <w:b/>
-                <w:bCs/>
-                <w:sz w:val="21"/>
-                <w:szCs w:val="21"/>
-              </w:rPr>
-            </w:pPr>
-          </w:p>
-        </w:tc>
-        <w:tc>
-          <w:tcPr>
-            <w:tcW w:w="3635" w:type="dxa"/>
-            <w:tcBorders>
-              <w:top w:val="nil"/>
-              <w:left w:val="nil"/>
-              <w:bottom w:val="single" w:sz="18" w:space="0" w:color="000000"/>
-              <w:right w:val="nil"/>
-            </w:tcBorders>
-          </w:tcPr>
-          <w:p>
-            <w:pPr>
-              <w:spacing w:line="100" w:lineRule="exact"/>
-              <w:rPr>
-                <w:rFonts w:ascii="Times New Roman" w:eastAsia="KaiTi" w:hAnsi="Times New Roman" w:cs="Times New Roman"/>
-                <w:b/>
-                <w:bCs/>
-                <w:sz w:val="21"/>
-                <w:szCs w:val="21"/>
-                <w:lang w:val="vi-VN"/>
-              </w:rPr>
-            </w:pPr>
-          </w:p>
-        </w:tc>
-        <w:tc>
-          <w:tcPr>
-            <w:tcW w:w="2899" w:type="dxa"/>
-            <w:tcBorders>
-              <w:top w:val="nil"/>
-              <w:left w:val="nil"/>
-              <w:bottom w:val="single" w:sz="18" w:space="0" w:color="000000"/>
-              <w:right w:val="nil"/>
-            </w:tcBorders>
-          </w:tcPr>
-          <w:p>
-            <w:pPr>
-              <w:spacing w:line="100" w:lineRule="exact"/>
-              <w:jc w:val="center"/>
-              <w:rPr>
-                <w:rStyle w:val="HTML"/>
-                <w:rFonts w:ascii="Times New Roman" w:hAnsi="Times New Roman" w:cs="Times New Roman"/>
-                <w:b/>
-                <w:bCs/>
-                <w:sz w:val="21"/>
-                <w:szCs w:val="21"/>
-              </w:rPr>
-            </w:pPr>
-          </w:p>
-        </w:tc>
-      </w:tr>
-      <w:tr>
-        <w:tc>
-          <w:tcPr>
-            <w:tcW w:w="1970" w:type="dxa"/>
-            <w:tcBorders>
-              <w:top w:val="single" w:sz="18" w:space="0" w:color="000000"/>
-              <w:left w:val="nil"/>
-              <w:bottom w:val="nil"/>
-              <w:right w:val="nil"/>
-            </w:tcBorders>
-          </w:tcPr>
-          <w:p>
-            <w:pPr>
-              <w:spacing w:line="440" w:lineRule="exact"/>
-              <w:jc w:val="center"/>
-              <w:rPr>
-                <w:rStyle w:val="HTML"/>
-                <w:rFonts w:ascii="Times New Roman" w:hAnsi="Times New Roman" w:cs="Times New Roman"/>
-                <w:b/>
-                <w:bCs/>
-                <w:sz w:val="28"/>
-                <w:szCs w:val="28"/>
-              </w:rPr>
-            </w:pPr>
-            <w:r>
-              <w:rPr>
-                <w:rFonts w:ascii="Times New Roman" w:eastAsia="KaiTi" w:hAnsi="Times New Roman" w:cs="Times New Roman"/>
-                <w:b/>
-                <w:bCs/>
-                <w:sz w:val="28"/>
-                <w:szCs w:val="28"/>
-                <w:lang w:val="vi-VN"/>
-              </w:rPr>
-              <w:t>總計</w:t>
-            </w:r>
-          </w:p>
-        </w:tc>
-        <w:tc>
-          <w:tcPr>
-            <w:tcW w:w="3635" w:type="dxa"/>
-            <w:tcBorders>
-              <w:top w:val="single" w:sz="18" w:space="0" w:color="000000"/>
-              <w:left w:val="nil"/>
-              <w:bottom w:val="nil"/>
-              <w:right w:val="nil"/>
-            </w:tcBorders>
-          </w:tcPr>
-          <w:p>
-            <w:pPr>
-              <w:spacing w:line="440" w:lineRule="exact"/>
-              <w:rPr>
-                <w:rStyle w:val="HTML"/>
-                <w:rFonts w:ascii="Times New Roman" w:hAnsi="Times New Roman" w:cs="Times New Roman"/>
-                <w:b/>
-                <w:bCs/>
-                <w:sz w:val="28"/>
-                <w:szCs w:val="28"/>
-              </w:rPr>
-            </w:pPr>
-          </w:p>
-        </w:tc>
-        <w:tc>
-          <w:tcPr>
-            <w:tcW w:w="2899" w:type="dxa"/>
-            <w:tcBorders>
-              <w:top w:val="single" w:sz="18" w:space="0" w:color="000000"/>
-              <w:left w:val="nil"/>
-              <w:bottom w:val="nil"/>
-              <w:right w:val="nil"/>
-            </w:tcBorders>
-          </w:tcPr>
-          <w:p>
-            <w:pPr>
-              <w:spacing w:line="440" w:lineRule="exact"/>
-              <w:jc w:val="center"/>
-              <w:rPr>
-                <w:rStyle w:val="HTML"/>
-                <w:rFonts w:ascii="Times New Roman" w:hAnsi="Times New Roman" w:cs="Times New Roman"/>
-                <w:b/>
-                <w:bCs/>
-                <w:sz w:val="28"/>
-                <w:szCs w:val="28"/>
-              </w:rPr>
-            </w:pPr>
-            <w:r>
-              <w:rPr>
-                <w:rFonts w:ascii="Times New Roman" w:eastAsia="KaiTi" w:hAnsi="Times New Roman" w:cs="Times New Roman"/>
-                <w:b/>
-                <w:bCs/>
-                <w:sz w:val="28"/>
-                <w:szCs w:val="28"/>
-                <w:lang w:val="vi-VN"/>
-              </w:rPr>
-              <w:t>{totalHours}</w:t>
-            </w:r>
-            <w:r>
-              <w:rPr>
-                <w:rFonts w:ascii="Times New Roman" w:eastAsia="KaiTi" w:hAnsi="Times New Roman" w:cs="Times New Roman"/>
-                <w:b/>
-                <w:bCs/>
-                <w:sz w:val="28"/>
-                <w:szCs w:val="28"/>
-                <w:lang w:val="vi-VN"/>
-              </w:rPr>
-              <w:t>小時</w:t>
-            </w:r>
-          </w:p>
-        </w:tc>
-      </w:tr>
-    </w:tbl>
-    <w:p>
-      <w:pPr>
-        <w:rPr>
-          <w:rFonts w:ascii="Times New Roman" w:eastAsia="KaiTi" w:hAnsi="Times New Roman" w:cs="Times New Roman"/>
-          <w:b/>
-          <w:bCs/>
-          <w:sz w:val="20"/>
-          <w:szCs w:val="20"/>
-          <w:lang w:val="vi-VN"/>
-        </w:rPr>
-      </w:pPr>
-    </w:p>
-    <w:p>
-      <w:pPr>
-        <w:jc w:val="distribute"/>
-        <w:rPr>
-          <w:rFonts w:ascii="Times New Roman" w:eastAsia="KaiTi" w:hAnsi="Times New Roman" w:cs="Times New Roman"/>
-          <w:b/>
-          <w:bCs/>
-          <w:sz w:val="40"/>
-          <w:szCs w:val="40"/>
-          <w:lang w:val="vi-VN"/>
-        </w:rPr>
-      </w:pPr>
-      <w:r>
-        <w:rPr>
-          <w:rFonts w:ascii="Times New Roman" w:eastAsia="KaiTi" w:hAnsi="Times New Roman" w:cs="Times New Roman"/>
-          <w:b/>
-          <w:bCs/>
-          <w:sz w:val="40"/>
-          <w:szCs w:val="40"/>
-          <w:lang w:val="vi-VN"/>
-        </w:rPr>
-        <w:t>中華</w:t>
-      </w:r>
-      <w:r>
-        <w:rPr>
-          <w:rFonts w:ascii="Times New Roman" w:eastAsia="KaiTi" w:hAnsi="Times New Roman" w:cs="Times New Roman"/>
-          <w:b/>
-          <w:bCs/>
-          <w:sz w:val="40"/>
-          <w:szCs w:val="40"/>
-          <w:lang w:val="vi-VN"/>
-        </w:rPr>
-        <w:t>民國</w:t>
-      </w:r>
-      <w:r>
-        <w:rPr>
-          <w:rFonts w:ascii="Times New Roman" w:eastAsia="KaiTi" w:hAnsi="Times New Roman" w:cs="Times New Roman"/>
-          <w:b/>
-          <w:bCs/>
-          <w:sz w:val="40"/>
-          <w:szCs w:val="40"/>
-          <w:lang w:val="vi-VN"/>
-        </w:rPr>
-        <w:t xml:space="preserve"> </w:t>
-      </w:r>
-      <w:r>
-        <w:rPr>
-          <w:rFonts w:ascii="Times New Roman" w:eastAsia="KaiTi" w:hAnsi="Times New Roman" w:cs="Times New Roman"/>
-          <w:b/>
-          <w:bCs/>
-          <w:sz w:val="40"/>
-          <w:szCs w:val="40"/>
-          <w:lang w:val="vi-VN"/>
-        </w:rPr>
-        <w:t>{rocYear}</w:t>
-      </w:r>
-      <w:r>
-        <w:rPr>
-          <w:rFonts w:ascii="Times New Roman" w:eastAsia="KaiTi" w:hAnsi="Times New Roman" w:cs="Times New Roman"/>
-          <w:b/>
-          <w:bCs/>
-          <w:sz w:val="40"/>
-          <w:szCs w:val="40"/>
-          <w:lang w:val="vi-VN"/>
-        </w:rPr>
-        <w:t>年</w:t>
-      </w:r>
-      <w:r>
-        <w:rPr>
-          <w:rFonts w:ascii="Times New Roman" w:eastAsia="KaiTi" w:hAnsi="Times New Roman" w:cs="Times New Roman"/>
-          <w:b/>
-          <w:bCs/>
-          <w:sz w:val="40"/>
-          <w:szCs w:val="40"/>
-          <w:lang w:val="vi-VN"/>
-        </w:rPr>
-        <w:t>{month}</w:t>
-      </w:r>
-      <w:r>
-        <w:rPr>
-          <w:rFonts w:ascii="Times New Roman" w:eastAsia="KaiTi" w:hAnsi="Times New Roman" w:cs="Times New Roman"/>
-          <w:b/>
-          <w:bCs/>
-          <w:sz w:val="40"/>
-          <w:szCs w:val="40"/>
-          <w:lang w:val="vi-VN"/>
-        </w:rPr>
-        <w:t>月</w:t>
-      </w:r>
-      <w:r>
-        <w:rPr>
-          <w:rFonts w:ascii="Times New Roman" w:eastAsia="KaiTi" w:hAnsi="Times New Roman" w:cs="Times New Roman"/>
-          <w:b/>
-          <w:bCs/>
-          <w:sz w:val="40"/>
-          <w:szCs w:val="40"/>
-          <w:lang w:val="vi-VN"/>
-        </w:rPr>
-        <w:t>{day}</w:t>
-      </w:r>
-      <w:r>
-        <w:rPr>
-          <w:rFonts w:ascii="Times New Roman" w:eastAsia="KaiTi" w:hAnsi="Times New Roman" w:cs="Times New Roman"/>
-          <w:b/>
-          <w:bCs/>
-          <w:sz w:val="40"/>
-          <w:szCs w:val="40"/>
-          <w:lang w:val="vi-VN"/>
-        </w:rPr>
-        <w:t>日</w:t>
-      </w:r>
-    </w:p>
+    <w:p/>
     <w:sectPr>
       <w:headerReference w:type="default" r:id="rId6"/>
       <w:pgSz w:w="11906" w:h="16838"/>
